--- a/Tailored_CVs/Shinoy_WeTravel_Senior_Software_Engineer__Developer_Experience.docx
+++ b/Tailored_CVs/Shinoy_WeTravel_Senior_Software_Engineer__Developer_Experience.docx
@@ -70,7 +70,7 @@
           <w:b w:val="0"/>
           <w:sz w:val="19"/>
         </w:rPr>
-        <w:t>I am a QA Automation Engineer with over eight years of experience building scalable test frameworks, CI/CD pipelines, and developer tooling using Java, Selenium, TypeScript, AWS, and Terraform. Recently relocated to the Netherlands, I hold a valid EU residence permit and am ready to start immediately. In my recent work, I have focused on improving developer workflows, provisioning test environments, and streamlining test generation through tools like Gemini Code Assist to…</w:t>
+        <w:t>QA Automation Engineer with over 8 years of experience building scalable test frameworks and CI/CD pipelines using AWS, Terraform, and Java Selenium. I have a strong background in improving developer workflows and deployment processes across complex financial environments. Currently based in the Netherlands with a valid EU residence permit, I am ready to contribute directly to the platform team at WeTravel.</w:t>
       </w:r>
     </w:p>
     <w:p>
@@ -288,7 +288,7 @@
           <w:b w:val="0"/>
           <w:sz w:val="18"/>
         </w:rPr>
-        <w:t>▸ Improved CI/CD pipelines and ran automated regression test builds using Jenkins while provisioning underlying test environments with Terraform and AWS.</w:t>
+        <w:t>▸ Implemented CI/CD pipelines and scheduled automated regression test builds using Jenkins while provisioning infrastructure through Terraform and AWS.</w:t>
       </w:r>
     </w:p>
     <w:p>
@@ -301,7 +301,7 @@
           <w:b w:val="0"/>
           <w:sz w:val="18"/>
         </w:rPr>
-        <w:t>▸ Built and maintained scalable test automation frameworks using Java Selenium and TypeScript Playwright to support microservices architectures.</w:t>
+        <w:t>▸ Migrated a SeleniumJava framework to Playwright TypeScript for endtoend workflows, boosting execution efficiency by 20% in a microservices environment.</w:t>
       </w:r>
     </w:p>
     <w:p>
@@ -314,7 +314,7 @@
           <w:b w:val="0"/>
           <w:sz w:val="18"/>
         </w:rPr>
-        <w:t>▸ Streamlined test generation and deployment scripts by adopting AI tools like Gemini Code Assist to help development teams work faster.</w:t>
+        <w:t>▸ Containerized test environments using Docker and configured underlying infrastructure to support fast and reliable software delivery.</w:t>
       </w:r>
     </w:p>
     <w:p>
@@ -327,7 +327,7 @@
           <w:b w:val="0"/>
           <w:sz w:val="18"/>
         </w:rPr>
-        <w:t>▸ Collaborated closely with crossfunctional engineering and SRE teams to identify bottlenecks, reduce defect leakage, and improve overall release reliability.</w:t>
+        <w:t>▸ Streamlined test generation and deployment scripts utilizing AI tools like Gemini Code Assist to improve overall engineering efficiency.</w:t>
       </w:r>
     </w:p>
     <w:p>
